--- a/docs/documentos/11 Manual del sistema Python.docx
+++ b/docs/documentos/11 Manual del sistema Python.docx
@@ -215,41 +215,6 @@
           <w:sz w:val="24"/>
         </w:rPr>
         <w:t>Manual del Sistema Python de Control de Acceso</w:t>
-      </w:r>
-    </w:p>
-    <w:p>
-      <w:pPr>
-        <w:keepNext/>
-        <w:widowControl/>
-        <w:spacing w:lineRule="auto" w:line="480" w:before="0" w:after="0"/>
-        <w:jc w:val="left"/>
-      </w:pPr>
-      <w:r>
-        <w:rPr>
-          <w:rFonts w:ascii="Times New Roman" w:hAnsi="Times New Roman" w:cs="Times New Roman" w:eastAsia="Times New Roman"/>
-          <w:b/>
-          <w:i w:val="0"/>
-          <w:sz w:val="24"/>
-        </w:rPr>
-        <w:t>Nota de alcance</w:t>
-      </w:r>
-    </w:p>
-    <w:p>
-      <w:pPr>
-        <w:keepNext w:val="0"/>
-        <w:widowControl/>
-        <w:spacing w:lineRule="auto" w:line="480" w:before="0" w:after="0"/>
-        <w:ind w:firstLine="720"/>
-        <w:jc w:val="left"/>
-      </w:pPr>
-      <w:r>
-        <w:rPr>
-          <w:rFonts w:ascii="Times New Roman" w:hAnsi="Times New Roman" w:cs="Times New Roman" w:eastAsia="Times New Roman"/>
-          <w:b w:val="0"/>
-          <w:i w:val="0"/>
-          <w:sz w:val="24"/>
-        </w:rPr>
-        <w:t>El cliente, el conjunto «Robles del Norte P.H.» y todas las cifras de este documento son ficticios: no hubo entrevistas ni observaciones con personas reales. Lo que se dice del cliente es una hipótesis de trabajo. El equipo usó Claude (Anthropic) como apoyo; las decisiones y la revisión final son del equipo y del docente.</w:t>
       </w:r>
     </w:p>
     <w:p>
@@ -522,7 +487,7 @@
                 <w:i w:val="0"/>
                 <w:sz w:val="18"/>
               </w:rPr>
-              <w:t>Probadas: 20 pruebas automáticas pasan</w:t>
+              <w:t>Probadas: 15 pruebas de reglas y 6 de portería virtual y placas pasan</w:t>
             </w:r>
           </w:p>
         </w:tc>
@@ -616,6 +581,67 @@
                 <w:i w:val="0"/>
                 <w:sz w:val="18"/>
               </w:rPr>
+              <w:t>Flujo de reconocimiento con módulos de reemplazo</w:t>
+            </w:r>
+          </w:p>
+        </w:tc>
+        <w:tc>
+          <w:tcPr>
+            <w:tcW w:type="dxa" w:w="4752"/>
+            <w:tcBorders>
+              <w:top w:val="nil"/>
+              <w:left w:val="nil"/>
+              <w:bottom w:val="nil"/>
+              <w:right w:val="nil"/>
+            </w:tcBorders>
+          </w:tcPr>
+          <w:p>
+            <w:pPr>
+              <w:keepNext w:val="0"/>
+              <w:widowControl/>
+              <w:spacing w:lineRule="auto" w:line="240" w:before="40" w:after="40"/>
+              <w:jc w:val="left"/>
+            </w:pPr>
+            <w:r>
+              <w:rPr>
+                <w:rFonts w:ascii="Times New Roman" w:hAnsi="Times New Roman" w:cs="Times New Roman" w:eastAsia="Times New Roman"/>
+                <w:b w:val="0"/>
+                <w:i w:val="0"/>
+                <w:sz w:val="18"/>
+              </w:rPr>
+              <w:t>Probado: 7 pruebas pasan, incluida la revisión por placa distinta</w:t>
+            </w:r>
+          </w:p>
+        </w:tc>
+      </w:tr>
+      <w:tr>
+        <w:trPr>
+          <w:cantSplit w:val="true"/>
+        </w:trPr>
+        <w:tc>
+          <w:tcPr>
+            <w:tcW w:type="dxa" w:w="4608"/>
+            <w:tcBorders>
+              <w:top w:val="nil"/>
+              <w:left w:val="nil"/>
+              <w:bottom w:val="nil"/>
+              <w:right w:val="nil"/>
+            </w:tcBorders>
+          </w:tcPr>
+          <w:p>
+            <w:pPr>
+              <w:keepNext w:val="0"/>
+              <w:widowControl/>
+              <w:spacing w:lineRule="auto" w:line="240" w:before="40" w:after="40"/>
+              <w:jc w:val="left"/>
+            </w:pPr>
+            <w:r>
+              <w:rPr>
+                <w:rFonts w:ascii="Times New Roman" w:hAnsi="Times New Roman" w:cs="Times New Roman" w:eastAsia="Times New Roman"/>
+                <w:b w:val="0"/>
+                <w:i w:val="0"/>
+                <w:sz w:val="18"/>
+              </w:rPr>
               <w:t>Ventana (customtkinter)</w:t>
             </w:r>
           </w:p>
@@ -644,7 +670,7 @@
                 <w:i w:val="0"/>
                 <w:sz w:val="18"/>
               </w:rPr>
-              <w:t>No probada: no se pudo instalar en el entorno de trabajo</w:t>
+              <w:t>Pendiente de prueba en el computador del equipo</w:t>
             </w:r>
           </w:p>
         </w:tc>
@@ -2440,6 +2466,59 @@
           <w:i w:val="0"/>
           <w:sz w:val="24"/>
         </w:rPr>
+        <w:t>Portería con solo el computador y la cámara</w:t>
+      </w:r>
+    </w:p>
+    <w:p>
+      <w:pPr>
+        <w:keepNext w:val="0"/>
+        <w:widowControl/>
+        <w:spacing w:lineRule="auto" w:line="480" w:before="0" w:after="0"/>
+        <w:ind w:firstLine="720"/>
+        <w:jc w:val="left"/>
+      </w:pPr>
+      <w:r>
+        <w:rPr>
+          <w:rFonts w:ascii="Times New Roman" w:hAnsi="Times New Roman" w:cs="Times New Roman" w:eastAsia="Times New Roman"/>
+          <w:b w:val="0"/>
+          <w:i w:val="0"/>
+          <w:sz w:val="24"/>
+        </w:rPr>
+        <w:t>El Arduino no es necesario. En la pestaña de Operación el programa muestra una pluma y una pantalla de dos líneas que hacen lo mismo que las físicas: si el acceso se autoriza, la pluma se levanta 3 segundos y la pantalla saluda a la persona; si se deniega, la pluma queda cerrada y la pantalla dice ACCESO DENEGADO con el motivo.</w:t>
+      </w:r>
+    </w:p>
+    <w:p>
+      <w:pPr>
+        <w:keepNext w:val="0"/>
+        <w:widowControl/>
+        <w:spacing w:lineRule="auto" w:line="480" w:before="0" w:after="0"/>
+        <w:ind w:firstLine="720"/>
+        <w:jc w:val="left"/>
+      </w:pPr>
+      <w:r>
+        <w:rPr>
+          <w:rFonts w:ascii="Times New Roman" w:hAnsi="Times New Roman" w:cs="Times New Roman" w:eastAsia="Times New Roman"/>
+          <w:b w:val="0"/>
+          <w:i w:val="0"/>
+          <w:sz w:val="24"/>
+        </w:rPr>
+        <w:t>Si el guarda lee la placa del vehículo, la escribe en el campo de placa antes de validar. Cuando la placa no coincide con la registrada a esa persona, el sistema no decide: pide al guarda que permita o niegue.</w:t>
+      </w:r>
+    </w:p>
+    <w:p>
+      <w:pPr>
+        <w:keepNext/>
+        <w:widowControl/>
+        <w:spacing w:lineRule="auto" w:line="480" w:before="0" w:after="0"/>
+        <w:jc w:val="center"/>
+      </w:pPr>
+      <w:r>
+        <w:rPr>
+          <w:rFonts w:ascii="Times New Roman" w:hAnsi="Times New Roman" w:cs="Times New Roman" w:eastAsia="Times New Roman"/>
+          <w:b/>
+          <w:i w:val="0"/>
+          <w:sz w:val="24"/>
+        </w:rPr>
         <w:t>Conexión con el Arduino (opcional)</w:t>
       </w:r>
     </w:p>

--- a/docs/documentos/11 Manual del sistema Python.docx
+++ b/docs/documentos/11 Manual del sistema Python.docx
@@ -487,7 +487,7 @@
                 <w:i w:val="0"/>
                 <w:sz w:val="18"/>
               </w:rPr>
-              <w:t>Probadas: 15 pruebas de reglas y 6 de portería virtual y placas pasan</w:t>
+              <w:t>Probadas: 15 pruebas de reglas, 6 de portería virtual y 5 de lectura de placas pasan</w:t>
             </w:r>
           </w:p>
         </w:tc>
@@ -609,7 +609,7 @@
                 <w:i w:val="0"/>
                 <w:sz w:val="18"/>
               </w:rPr>
-              <w:t>Probado: 7 pruebas pasan, incluida la revisión por placa distinta</w:t>
+              <w:t>Probado: 9 pruebas pasan, incluida la revisión por placa distinta o leída por la cámara</w:t>
             </w:r>
           </w:p>
         </w:tc>
@@ -703,7 +703,7 @@
                 <w:i w:val="0"/>
                 <w:sz w:val="18"/>
               </w:rPr>
-              <w:t>Cámara y reconocimiento facial (face_recognition)</w:t>
+              <w:t>Cámara, reconocimiento facial (face_recognition) y lectura de placas con la cámara</w:t>
             </w:r>
           </w:p>
         </w:tc>
@@ -731,7 +731,7 @@
                 <w:i w:val="0"/>
                 <w:sz w:val="18"/>
               </w:rPr>
-              <w:t>No probados: requieren el computador del equipo</w:t>
+              <w:t>No probados: requieren el computador del equipo. La lectura de la placa sí se probó con una imagen generada</w:t>
             </w:r>
           </w:p>
         </w:tc>
@@ -1122,7 +1122,7 @@
                 <w:i w:val="0"/>
                 <w:sz w:val="18"/>
               </w:rPr>
-              <w:t>pip install customtkinter Pillow opencv-python Click 'setuptools&lt;81' pyserial</w:t>
+              <w:t>pip install customtkinter Pillow opencv-python Click 'setuptools&lt;81' pyserial easyocr</w:t>
             </w:r>
           </w:p>
         </w:tc>
@@ -1150,7 +1150,7 @@
                 <w:i w:val="0"/>
                 <w:sz w:val="18"/>
               </w:rPr>
-              <w:t>Ventana, imágenes, cámara y comunicación con el Arduino</w:t>
+              <w:t>Ventana, imágenes, cámara, comunicación con el Arduino y lectura de placas</w:t>
             </w:r>
           </w:p>
         </w:tc>
@@ -2502,7 +2502,7 @@
           <w:i w:val="0"/>
           <w:sz w:val="24"/>
         </w:rPr>
-        <w:t>Si el guarda lee la placa del vehículo, la escribe en el campo de placa antes de validar. Cuando la placa no coincide con la registrada a esa persona, el sistema no decide: pide al guarda que permita o niegue.</w:t>
+        <w:t>La placa se lee sola con la cámara (con EasyOCR o Tesseract instalados) o se escribe a mano. Sirve cualquier cámara USB y también una cámara IP o el celular, pegando su dirección en la ventana. Cuando la placa no coincide con la registrada a esa persona, el sistema no decide: pide al guarda que permita o niegue.</w:t>
       </w:r>
     </w:p>
     <w:p>

--- a/docs/documentos/11 Manual del sistema Python.docx
+++ b/docs/documentos/11 Manual del sistema Python.docx
@@ -1854,7 +1854,7 @@
           <w:i w:val="0"/>
           <w:sz w:val="24"/>
         </w:rPr>
-        <w:t>Muestra el historial completo de entradas y salidas. El botón «Actualizar Historial» recarga la tabla.</w:t>
+        <w:t>Muestra el historial completo de entradas y salidas. El botón «Actualizar Historial» recarga la tabla. Con las casillas «Desde» y «Hasta» (formato AAAA-MM-DD, por ejemplo 2026-11-05; vacías significa sin límite) el botón «Resumen» cuenta entradas, salidas, denegados y casos que el guarda permitió, y «Exportar CSV» guarda el historial de ese rango en la carpeta reportes, en un archivo que abre Excel.</w:t>
       </w:r>
     </w:p>
     <w:p>
@@ -2404,7 +2404,7 @@
                 <w:i w:val="0"/>
                 <w:sz w:val="18"/>
               </w:rPr>
-              <w:t>Toda decisión queda guardada, también las denegadas, con quién la tomó.</w:t>
+              <w:t>Toda decisión queda guardada, también las denegadas, con quién la tomó y si fue por ingreso manual o en contingencia.</w:t>
             </w:r>
           </w:p>
         </w:tc>
@@ -2503,6 +2503,41 @@
           <w:sz w:val="24"/>
         </w:rPr>
         <w:t>La placa se lee sola con la cámara (con EasyOCR o Tesseract instalados) o se escribe a mano. Sirve cualquier cámara USB y también una cámara IP o el celular, pegando su dirección en la ventana. Cuando la placa no coincide con la registrada a esa persona, el sistema no decide: pide al guarda que permita o niegue.</w:t>
+      </w:r>
+    </w:p>
+    <w:p>
+      <w:pPr>
+        <w:keepNext/>
+        <w:widowControl/>
+        <w:spacing w:lineRule="auto" w:line="480" w:before="0" w:after="0"/>
+        <w:jc w:val="center"/>
+      </w:pPr>
+      <w:r>
+        <w:rPr>
+          <w:rFonts w:ascii="Times New Roman" w:hAnsi="Times New Roman" w:cs="Times New Roman" w:eastAsia="Times New Roman"/>
+          <w:b/>
+          <w:i w:val="0"/>
+          <w:sz w:val="24"/>
+        </w:rPr>
+        <w:t>Si no hay cámara, no hay luz o no se instaló el reconocimiento facial</w:t>
+      </w:r>
+    </w:p>
+    <w:p>
+      <w:pPr>
+        <w:keepNext w:val="0"/>
+        <w:widowControl/>
+        <w:spacing w:lineRule="auto" w:line="480" w:before="0" w:after="0"/>
+        <w:ind w:firstLine="720"/>
+        <w:jc w:val="left"/>
+      </w:pPr>
+      <w:r>
+        <w:rPr>
+          <w:rFonts w:ascii="Times New Roman" w:hAnsi="Times New Roman" w:cs="Times New Roman" w:eastAsia="Times New Roman"/>
+          <w:b w:val="0"/>
+          <w:i w:val="0"/>
+          <w:sz w:val="24"/>
+        </w:rPr>
+        <w:t>El programa abre aunque la librería de reconocimiento facial no se haya podido instalar. En ese caso, o si la cámara falla, el guarda usa el recuadro «Cédula o placa (ingreso manual)» de la pestaña de Operación y pulsa «Validar manual»: el sistema busca a la persona y aplica exactamente las mismas reglas (dentro o fuera, cupo de visitantes, autorización, turno, revisión del guarda y bloqueo tras tres intentos). La persona se puede registrar sin fotos cuando falta el reconocimiento facial. El interruptor «Contingencia» marca en el historial los movimientos hechos mientras dura la emergencia, para que después se pueda auditar qué pasó.</w:t>
       </w:r>
     </w:p>
     <w:p>
@@ -2983,6 +3018,67 @@
             <w:tcBorders>
               <w:top w:val="nil"/>
               <w:left w:val="nil"/>
+              <w:bottom w:val="nil"/>
+              <w:right w:val="nil"/>
+            </w:tcBorders>
+          </w:tcPr>
+          <w:p>
+            <w:pPr>
+              <w:keepNext w:val="0"/>
+              <w:widowControl/>
+              <w:spacing w:lineRule="auto" w:line="240" w:before="40" w:after="40"/>
+              <w:jc w:val="left"/>
+            </w:pPr>
+            <w:r>
+              <w:rPr>
+                <w:rFonts w:ascii="Times New Roman" w:hAnsi="Times New Roman" w:cs="Times New Roman" w:eastAsia="Times New Roman"/>
+                <w:b w:val="0"/>
+                <w:i w:val="0"/>
+                <w:sz w:val="18"/>
+              </w:rPr>
+              <w:t>No abre el reconocimiento facial o aparece el aviso de que no está instalado</w:t>
+            </w:r>
+          </w:p>
+        </w:tc>
+        <w:tc>
+          <w:tcPr>
+            <w:tcW w:type="dxa" w:w="6192"/>
+            <w:tcBorders>
+              <w:top w:val="nil"/>
+              <w:left w:val="nil"/>
+              <w:bottom w:val="nil"/>
+              <w:right w:val="nil"/>
+            </w:tcBorders>
+          </w:tcPr>
+          <w:p>
+            <w:pPr>
+              <w:keepNext w:val="0"/>
+              <w:widowControl/>
+              <w:spacing w:lineRule="auto" w:line="240" w:before="40" w:after="40"/>
+              <w:jc w:val="left"/>
+            </w:pPr>
+            <w:r>
+              <w:rPr>
+                <w:rFonts w:ascii="Times New Roman" w:hAnsi="Times New Roman" w:cs="Times New Roman" w:eastAsia="Times New Roman"/>
+                <w:b w:val="0"/>
+                <w:i w:val="0"/>
+                <w:sz w:val="18"/>
+              </w:rPr>
+              <w:t>Usar el ingreso manual por cédula o placa y repetir la instalación de los pasos 2 a 4 cuando sea posible</w:t>
+            </w:r>
+          </w:p>
+        </w:tc>
+      </w:tr>
+      <w:tr>
+        <w:trPr>
+          <w:cantSplit w:val="true"/>
+        </w:trPr>
+        <w:tc>
+          <w:tcPr>
+            <w:tcW w:type="dxa" w:w="3168"/>
+            <w:tcBorders>
+              <w:top w:val="nil"/>
+              <w:left w:val="nil"/>
               <w:bottom w:val="single" w:sz="8" w:color="000000" w:space="0"/>
               <w:right w:val="nil"/>
             </w:tcBorders>

--- a/docs/documentos/11 Manual del sistema Python.docx
+++ b/docs/documentos/11 Manual del sistema Python.docx
@@ -2537,7 +2537,7 @@
           <w:i w:val="0"/>
           <w:sz w:val="24"/>
         </w:rPr>
-        <w:t>El programa abre aunque la librería de reconocimiento facial no se haya podido instalar. En ese caso, o si la cámara falla, el guarda usa el recuadro «Cédula o placa (ingreso manual)» de la pestaña de Operación y pulsa «Validar manual»: el sistema busca a la persona y aplica exactamente las mismas reglas (dentro o fuera, cupo de visitantes, autorización, turno, revisión del guarda y bloqueo tras tres intentos). La persona se puede registrar sin fotos cuando falta el reconocimiento facial. El interruptor «Contingencia» marca en el historial los movimientos hechos mientras dura la emergencia, para que después se pueda auditar qué pasó.</w:t>
+        <w:t>El programa abre aunque la librería de reconocimiento facial no se haya podido instalar. En ese caso, o si la cámara falla, el guarda usa el recuadro «Cédula o placa (ingreso manual)» de la pestaña de Operación y pulsa «Validar manual»: el sistema busca a la persona y aplica exactamente las mismas reglas (dentro o fuera, cupo de visitantes, autorización, turno, revisión del guarda y bloqueo tras tres intentos). La persona se puede registrar sin fotos cuando falta el reconocimiento facial. El interruptor «Contingencia» se usa cuando no hay energía principal: el sistema deja de decidir solo y el guarda debe confirmar cada entrada y salida (como en el apagón del simulador), y esos movimientos quedan marcados en el historial para auditarlos después. Si una visita queda en revisión, la ventana recuerda llamar por citófono a la persona que la autorizó. El botón «Reportar novedad» deja constancia de un intento de robo, una suplantación, un vehículo sospechoso o una falla de equipo; el resumen las cuenta y «Exportar CSV» genera además un archivo de novedades. Si hay peligro, primero se llama a la policía.</w:t>
       </w:r>
     </w:p>
     <w:p>
